--- a/deo 3/SAU projekat deo 3 - regulacija lamotrigina - Jovana Vranješević i Maja Milović.docx
+++ b/deo 3/SAU projekat deo 3 - regulacija lamotrigina - Jovana Vranješević i Maja Milović.docx
@@ -128,754 +128,1634 @@
       </w:pPr>
     </w:p>
     <w:p/>
-    <w:p>
-      <w:pPr>
-        <w:pStyle w:val="TOCHeading"/>
-      </w:pPr>
-      <w:r>
-        <w:lastRenderedPageBreak/>
-        <w:t>Sadržaj</w:t>
-      </w:r>
-    </w:p>
-    <w:p>
-      <w:pPr>
-        <w:pStyle w:val="TOC2"/>
-        <w:tabs>
-          <w:tab w:val="left" w:pos="720"/>
-          <w:tab w:val="right" w:leader="dot" w:pos="9350"/>
-        </w:tabs>
-        <w:rPr>
-          <w:rFonts w:asciiTheme="minorHAnsi" w:eastAsiaTheme="minorEastAsia" w:hAnsiTheme="minorHAnsi" w:cstheme="minorBidi"/>
-          <w:noProof/>
-        </w:rPr>
-      </w:pPr>
-      <w:r>
-        <w:fldChar w:fldCharType="begin"/>
-      </w:r>
-      <w:r>
-        <w:instrText>TOC \o "1-3" \z \u \h</w:instrText>
-      </w:r>
-      <w:r>
-        <w:fldChar w:fldCharType="separate"/>
-      </w:r>
-      <w:hyperlink w:anchor="_Toc228481233" w:history="1">
-        <w:r>
-          <w:rPr>
-            <w:rStyle w:val="Hyperlink"/>
-            <w:noProof/>
-          </w:rPr>
-          <w:t>1.</w:t>
-        </w:r>
-        <w:r>
-          <w:rPr>
-            <w:rFonts w:asciiTheme="minorHAnsi" w:eastAsiaTheme="minorEastAsia" w:hAnsiTheme="minorHAnsi" w:cstheme="minorBidi"/>
-            <w:noProof/>
-          </w:rPr>
-          <w:tab/>
-        </w:r>
-        <w:r>
-          <w:rPr>
-            <w:rStyle w:val="Hyperlink"/>
-            <w:noProof/>
-          </w:rPr>
-          <w:t>Uvod</w:t>
-        </w:r>
-        <w:r>
-          <w:rPr>
-            <w:noProof/>
-            <w:webHidden/>
-          </w:rPr>
-          <w:tab/>
-        </w:r>
-        <w:r>
-          <w:rPr>
-            <w:noProof/>
-            <w:webHidden/>
-          </w:rPr>
-          <w:fldChar w:fldCharType="begin"/>
-        </w:r>
-        <w:r>
-          <w:rPr>
-            <w:noProof/>
-            <w:webHidden/>
-          </w:rPr>
-          <w:instrText xml:space="preserve"> PAGEREF _Toc228481233 \h </w:instrText>
-        </w:r>
-        <w:r>
-          <w:rPr>
-            <w:noProof/>
-            <w:webHidden/>
-          </w:rPr>
-        </w:r>
-        <w:r>
-          <w:rPr>
-            <w:noProof/>
-            <w:webHidden/>
-          </w:rPr>
-          <w:fldChar w:fldCharType="separate"/>
-        </w:r>
-        <w:r>
-          <w:rPr>
-            <w:noProof/>
-            <w:webHidden/>
-          </w:rPr>
-          <w:t>3</w:t>
-        </w:r>
-        <w:r>
-          <w:rPr>
-            <w:noProof/>
-            <w:webHidden/>
-          </w:rPr>
-          <w:fldChar w:fldCharType="end"/>
-        </w:r>
-      </w:hyperlink>
-    </w:p>
-    <w:p>
-      <w:pPr>
-        <w:pStyle w:val="TOC3"/>
-        <w:tabs>
-          <w:tab w:val="right" w:leader="dot" w:pos="9350"/>
-        </w:tabs>
-        <w:rPr>
-          <w:rFonts w:asciiTheme="minorHAnsi" w:eastAsiaTheme="minorEastAsia" w:hAnsiTheme="minorHAnsi" w:cstheme="minorBidi"/>
-          <w:noProof/>
-        </w:rPr>
-      </w:pPr>
-      <w:hyperlink w:anchor="_Toc228481234" w:history="1">
-        <w:r>
-          <w:rPr>
-            <w:rStyle w:val="Hyperlink"/>
-            <w:noProof/>
-          </w:rPr>
-          <w:t>Opis sistema</w:t>
-        </w:r>
-        <w:r>
-          <w:rPr>
-            <w:noProof/>
-            <w:webHidden/>
-          </w:rPr>
-          <w:tab/>
-        </w:r>
-        <w:r>
-          <w:rPr>
-            <w:noProof/>
-            <w:webHidden/>
-          </w:rPr>
-          <w:fldChar w:fldCharType="begin"/>
-        </w:r>
-        <w:r>
-          <w:rPr>
-            <w:noProof/>
-            <w:webHidden/>
-          </w:rPr>
-          <w:instrText xml:space="preserve"> PAGEREF _Toc228481234 \h </w:instrText>
-        </w:r>
-        <w:r>
-          <w:rPr>
-            <w:noProof/>
-            <w:webHidden/>
-          </w:rPr>
-        </w:r>
-        <w:r>
-          <w:rPr>
-            <w:noProof/>
-            <w:webHidden/>
-          </w:rPr>
-          <w:fldChar w:fldCharType="separate"/>
-        </w:r>
-        <w:r>
-          <w:rPr>
-            <w:noProof/>
-            <w:webHidden/>
-          </w:rPr>
-          <w:t>3</w:t>
-        </w:r>
-        <w:r>
-          <w:rPr>
-            <w:noProof/>
-            <w:webHidden/>
-          </w:rPr>
-          <w:fldChar w:fldCharType="end"/>
-        </w:r>
-      </w:hyperlink>
-    </w:p>
-    <w:p>
-      <w:pPr>
-        <w:pStyle w:val="TOC3"/>
-        <w:tabs>
-          <w:tab w:val="right" w:leader="dot" w:pos="9350"/>
-        </w:tabs>
-        <w:rPr>
-          <w:rFonts w:asciiTheme="minorHAnsi" w:eastAsiaTheme="minorEastAsia" w:hAnsiTheme="minorHAnsi" w:cstheme="minorBidi"/>
-          <w:noProof/>
-        </w:rPr>
-      </w:pPr>
-      <w:hyperlink w:anchor="_Toc228481235" w:history="1">
-        <w:r>
-          <w:rPr>
-            <w:rStyle w:val="Hyperlink"/>
-            <w:noProof/>
-          </w:rPr>
-          <w:t>Ključne komponente u sistemu</w:t>
-        </w:r>
-        <w:r>
-          <w:rPr>
-            <w:noProof/>
-            <w:webHidden/>
-          </w:rPr>
-          <w:tab/>
-        </w:r>
-        <w:r>
-          <w:rPr>
-            <w:noProof/>
-            <w:webHidden/>
-          </w:rPr>
-          <w:fldChar w:fldCharType="begin"/>
-        </w:r>
-        <w:r>
-          <w:rPr>
-            <w:noProof/>
-            <w:webHidden/>
-          </w:rPr>
-          <w:instrText xml:space="preserve"> PAGEREF _Toc228481235 \h </w:instrText>
-        </w:r>
-        <w:r>
-          <w:rPr>
-            <w:noProof/>
-            <w:webHidden/>
-          </w:rPr>
-        </w:r>
-        <w:r>
-          <w:rPr>
-            <w:noProof/>
-            <w:webHidden/>
-          </w:rPr>
-          <w:fldChar w:fldCharType="separate"/>
-        </w:r>
-        <w:r>
-          <w:rPr>
-            <w:noProof/>
-            <w:webHidden/>
-          </w:rPr>
-          <w:t>5</w:t>
-        </w:r>
-        <w:r>
-          <w:rPr>
-            <w:noProof/>
-            <w:webHidden/>
-          </w:rPr>
-          <w:fldChar w:fldCharType="end"/>
-        </w:r>
-      </w:hyperlink>
-    </w:p>
-    <w:p>
-      <w:pPr>
-        <w:pStyle w:val="TOC3"/>
-        <w:tabs>
-          <w:tab w:val="right" w:leader="dot" w:pos="9350"/>
-        </w:tabs>
-        <w:rPr>
-          <w:rFonts w:asciiTheme="minorHAnsi" w:eastAsiaTheme="minorEastAsia" w:hAnsiTheme="minorHAnsi" w:cstheme="minorBidi"/>
-          <w:noProof/>
-        </w:rPr>
-      </w:pPr>
-      <w:hyperlink w:anchor="_Toc228481236" w:history="1">
-        <w:r>
-          <w:rPr>
-            <w:rStyle w:val="Hyperlink"/>
-            <w:noProof/>
-          </w:rPr>
-          <w:t>Povezanost komponenti sistema</w:t>
-        </w:r>
-        <w:r>
-          <w:rPr>
-            <w:noProof/>
-            <w:webHidden/>
-          </w:rPr>
-          <w:tab/>
-        </w:r>
-        <w:r>
-          <w:rPr>
-            <w:noProof/>
-            <w:webHidden/>
-          </w:rPr>
-          <w:fldChar w:fldCharType="begin"/>
-        </w:r>
-        <w:r>
-          <w:rPr>
-            <w:noProof/>
-            <w:webHidden/>
-          </w:rPr>
-          <w:instrText xml:space="preserve"> PAGEREF _Toc228481236 \h </w:instrText>
-        </w:r>
-        <w:r>
-          <w:rPr>
-            <w:noProof/>
-            <w:webHidden/>
-          </w:rPr>
-        </w:r>
-        <w:r>
-          <w:rPr>
-            <w:noProof/>
-            <w:webHidden/>
-          </w:rPr>
-          <w:fldChar w:fldCharType="separate"/>
-        </w:r>
-        <w:r>
-          <w:rPr>
-            <w:noProof/>
-            <w:webHidden/>
-          </w:rPr>
-          <w:t>6</w:t>
-        </w:r>
-        <w:r>
-          <w:rPr>
-            <w:noProof/>
-            <w:webHidden/>
-          </w:rPr>
-          <w:fldChar w:fldCharType="end"/>
-        </w:r>
-      </w:hyperlink>
-    </w:p>
-    <w:p>
-      <w:pPr>
-        <w:pStyle w:val="TOC3"/>
-        <w:tabs>
-          <w:tab w:val="right" w:leader="dot" w:pos="9350"/>
-        </w:tabs>
-        <w:rPr>
-          <w:rFonts w:asciiTheme="minorHAnsi" w:eastAsiaTheme="minorEastAsia" w:hAnsiTheme="minorHAnsi" w:cstheme="minorBidi"/>
-          <w:noProof/>
-        </w:rPr>
-      </w:pPr>
-      <w:hyperlink w:anchor="_Toc228481237" w:history="1">
-        <w:r>
-          <w:rPr>
-            <w:rStyle w:val="Hyperlink"/>
-            <w:noProof/>
-          </w:rPr>
-          <w:t>Upravljačke petlje</w:t>
-        </w:r>
-        <w:r>
-          <w:rPr>
-            <w:noProof/>
-            <w:webHidden/>
-          </w:rPr>
-          <w:tab/>
-        </w:r>
-        <w:r>
-          <w:rPr>
-            <w:noProof/>
-            <w:webHidden/>
-          </w:rPr>
-          <w:fldChar w:fldCharType="begin"/>
-        </w:r>
-        <w:r>
-          <w:rPr>
-            <w:noProof/>
-            <w:webHidden/>
-          </w:rPr>
-          <w:instrText xml:space="preserve"> PAGEREF _Toc228481237 \h </w:instrText>
-        </w:r>
-        <w:r>
-          <w:rPr>
-            <w:noProof/>
-            <w:webHidden/>
-          </w:rPr>
-        </w:r>
-        <w:r>
-          <w:rPr>
-            <w:noProof/>
-            <w:webHidden/>
-          </w:rPr>
-          <w:fldChar w:fldCharType="separate"/>
-        </w:r>
-        <w:r>
-          <w:rPr>
-            <w:noProof/>
-            <w:webHidden/>
-          </w:rPr>
-          <w:t>6</w:t>
-        </w:r>
-        <w:r>
-          <w:rPr>
-            <w:noProof/>
-            <w:webHidden/>
-          </w:rPr>
-          <w:fldChar w:fldCharType="end"/>
-        </w:r>
-      </w:hyperlink>
-    </w:p>
-    <w:p>
-      <w:pPr>
-        <w:pStyle w:val="TOC3"/>
-        <w:tabs>
-          <w:tab w:val="right" w:leader="dot" w:pos="9350"/>
-        </w:tabs>
-        <w:rPr>
-          <w:rFonts w:asciiTheme="minorHAnsi" w:eastAsiaTheme="minorEastAsia" w:hAnsiTheme="minorHAnsi" w:cstheme="minorBidi"/>
-          <w:noProof/>
-        </w:rPr>
-      </w:pPr>
-      <w:hyperlink w:anchor="_Toc228481238" w:history="1">
-        <w:r>
-          <w:rPr>
-            <w:rStyle w:val="Hyperlink"/>
-            <w:noProof/>
-          </w:rPr>
-          <w:t>Blok dijagram</w:t>
-        </w:r>
-        <w:r>
-          <w:rPr>
-            <w:noProof/>
-            <w:webHidden/>
-          </w:rPr>
-          <w:tab/>
-        </w:r>
-        <w:r>
-          <w:rPr>
-            <w:noProof/>
-            <w:webHidden/>
-          </w:rPr>
-          <w:fldChar w:fldCharType="begin"/>
-        </w:r>
-        <w:r>
-          <w:rPr>
-            <w:noProof/>
-            <w:webHidden/>
-          </w:rPr>
-          <w:instrText xml:space="preserve"> PAGEREF _Toc228481238 \h </w:instrText>
-        </w:r>
-        <w:r>
-          <w:rPr>
-            <w:noProof/>
-            <w:webHidden/>
-          </w:rPr>
-        </w:r>
-        <w:r>
-          <w:rPr>
-            <w:noProof/>
-            <w:webHidden/>
-          </w:rPr>
-          <w:fldChar w:fldCharType="separate"/>
-        </w:r>
-        <w:r>
-          <w:rPr>
-            <w:noProof/>
-            <w:webHidden/>
-          </w:rPr>
-          <w:t>7</w:t>
-        </w:r>
-        <w:r>
-          <w:rPr>
-            <w:noProof/>
-            <w:webHidden/>
-          </w:rPr>
-          <w:fldChar w:fldCharType="end"/>
-        </w:r>
-      </w:hyperlink>
-    </w:p>
-    <w:p>
-      <w:pPr>
-        <w:pStyle w:val="TOC3"/>
-        <w:tabs>
-          <w:tab w:val="right" w:leader="dot" w:pos="9350"/>
-        </w:tabs>
-        <w:rPr>
-          <w:rFonts w:asciiTheme="minorHAnsi" w:eastAsiaTheme="minorEastAsia" w:hAnsiTheme="minorHAnsi" w:cstheme="minorBidi"/>
-          <w:noProof/>
-        </w:rPr>
-      </w:pPr>
-      <w:hyperlink w:anchor="_Toc228481239" w:history="1">
-        <w:r>
-          <w:rPr>
-            <w:rStyle w:val="Hyperlink"/>
-            <w:noProof/>
-          </w:rPr>
-          <w:t>Formiranje nelinearnog matematičkog modela</w:t>
-        </w:r>
-        <w:r>
-          <w:rPr>
-            <w:noProof/>
-            <w:webHidden/>
-          </w:rPr>
-          <w:tab/>
-        </w:r>
-        <w:r>
-          <w:rPr>
-            <w:noProof/>
-            <w:webHidden/>
-          </w:rPr>
-          <w:fldChar w:fldCharType="begin"/>
-        </w:r>
-        <w:r>
-          <w:rPr>
-            <w:noProof/>
-            <w:webHidden/>
-          </w:rPr>
-          <w:instrText xml:space="preserve"> PAGEREF _Toc228481239 \h </w:instrText>
-        </w:r>
-        <w:r>
-          <w:rPr>
-            <w:noProof/>
-            <w:webHidden/>
-          </w:rPr>
-        </w:r>
-        <w:r>
-          <w:rPr>
-            <w:noProof/>
-            <w:webHidden/>
-          </w:rPr>
-          <w:fldChar w:fldCharType="separate"/>
-        </w:r>
-        <w:r>
-          <w:rPr>
-            <w:noProof/>
-            <w:webHidden/>
-          </w:rPr>
-          <w:t>8</w:t>
-        </w:r>
-        <w:r>
-          <w:rPr>
-            <w:noProof/>
-            <w:webHidden/>
-          </w:rPr>
-          <w:fldChar w:fldCharType="end"/>
-        </w:r>
-      </w:hyperlink>
-    </w:p>
-    <w:p>
-      <w:pPr>
-        <w:pStyle w:val="TOC3"/>
-        <w:tabs>
-          <w:tab w:val="right" w:leader="dot" w:pos="9350"/>
-        </w:tabs>
-        <w:rPr>
-          <w:rFonts w:asciiTheme="minorHAnsi" w:eastAsiaTheme="minorEastAsia" w:hAnsiTheme="minorHAnsi" w:cstheme="minorBidi"/>
-          <w:noProof/>
-        </w:rPr>
-      </w:pPr>
-      <w:hyperlink w:anchor="_Toc228481240" w:history="1">
-        <w:r>
-          <w:rPr>
-            <w:rStyle w:val="Hyperlink"/>
-            <w:noProof/>
-          </w:rPr>
-          <w:t>Linearizacija</w:t>
-        </w:r>
-        <w:r>
-          <w:rPr>
-            <w:noProof/>
-            <w:webHidden/>
-          </w:rPr>
-          <w:tab/>
-        </w:r>
-        <w:r>
-          <w:rPr>
-            <w:noProof/>
-            <w:webHidden/>
-          </w:rPr>
-          <w:fldChar w:fldCharType="begin"/>
-        </w:r>
-        <w:r>
-          <w:rPr>
-            <w:noProof/>
-            <w:webHidden/>
-          </w:rPr>
-          <w:instrText xml:space="preserve"> PAGEREF _Toc228481240 \h </w:instrText>
-        </w:r>
-        <w:r>
-          <w:rPr>
-            <w:noProof/>
-            <w:webHidden/>
-          </w:rPr>
-        </w:r>
-        <w:r>
-          <w:rPr>
-            <w:noProof/>
-            <w:webHidden/>
-          </w:rPr>
-          <w:fldChar w:fldCharType="separate"/>
-        </w:r>
-        <w:r>
-          <w:rPr>
-            <w:noProof/>
-            <w:webHidden/>
-          </w:rPr>
-          <w:t>9</w:t>
-        </w:r>
-        <w:r>
-          <w:rPr>
-            <w:noProof/>
-            <w:webHidden/>
-          </w:rPr>
-          <w:fldChar w:fldCharType="end"/>
-        </w:r>
-      </w:hyperlink>
-    </w:p>
-    <w:p>
-      <w:pPr>
-        <w:pStyle w:val="TOC3"/>
-        <w:tabs>
-          <w:tab w:val="right" w:leader="dot" w:pos="9350"/>
-        </w:tabs>
-        <w:rPr>
-          <w:rFonts w:asciiTheme="minorHAnsi" w:eastAsiaTheme="minorEastAsia" w:hAnsiTheme="minorHAnsi" w:cstheme="minorBidi"/>
-          <w:noProof/>
-        </w:rPr>
-      </w:pPr>
-      <w:hyperlink w:anchor="_Toc228481241" w:history="1">
-        <w:r>
-          <w:rPr>
-            <w:rStyle w:val="Hyperlink"/>
-            <w:noProof/>
-          </w:rPr>
-          <w:t>Odzivi nelinearnog i linearizovanog modela</w:t>
-        </w:r>
-        <w:r>
-          <w:rPr>
-            <w:noProof/>
-            <w:webHidden/>
-          </w:rPr>
-          <w:tab/>
-        </w:r>
-        <w:r>
-          <w:rPr>
-            <w:noProof/>
-            <w:webHidden/>
-          </w:rPr>
-          <w:fldChar w:fldCharType="begin"/>
-        </w:r>
-        <w:r>
-          <w:rPr>
-            <w:noProof/>
-            <w:webHidden/>
-          </w:rPr>
-          <w:instrText xml:space="preserve"> PAGEREF _Toc228481241 \h </w:instrText>
-        </w:r>
-        <w:r>
-          <w:rPr>
-            <w:noProof/>
-            <w:webHidden/>
-          </w:rPr>
-        </w:r>
-        <w:r>
-          <w:rPr>
-            <w:noProof/>
-            <w:webHidden/>
-          </w:rPr>
-          <w:fldChar w:fldCharType="separate"/>
-        </w:r>
-        <w:r>
-          <w:rPr>
-            <w:noProof/>
-            <w:webHidden/>
-          </w:rPr>
-          <w:t>11</w:t>
-        </w:r>
-        <w:r>
-          <w:rPr>
-            <w:noProof/>
-            <w:webHidden/>
-          </w:rPr>
-          <w:fldChar w:fldCharType="end"/>
-        </w:r>
-      </w:hyperlink>
-    </w:p>
-    <w:p>
-      <w:pPr>
-        <w:pStyle w:val="TOC2"/>
-        <w:tabs>
-          <w:tab w:val="right" w:leader="dot" w:pos="9350"/>
-        </w:tabs>
-        <w:rPr>
-          <w:rFonts w:asciiTheme="minorHAnsi" w:eastAsiaTheme="minorEastAsia" w:hAnsiTheme="minorHAnsi" w:cstheme="minorBidi"/>
-          <w:noProof/>
-        </w:rPr>
-      </w:pPr>
-      <w:hyperlink w:anchor="_Toc228481242" w:history="1">
-        <w:r>
-          <w:rPr>
-            <w:rStyle w:val="Hyperlink"/>
-            <w:noProof/>
-          </w:rPr>
-          <w:t>Literatura</w:t>
-        </w:r>
-        <w:r>
-          <w:rPr>
-            <w:noProof/>
-            <w:webHidden/>
-          </w:rPr>
-          <w:tab/>
-        </w:r>
-        <w:r>
-          <w:rPr>
-            <w:noProof/>
-            <w:webHidden/>
-          </w:rPr>
-          <w:fldChar w:fldCharType="begin"/>
-        </w:r>
-        <w:r>
-          <w:rPr>
-            <w:noProof/>
-            <w:webHidden/>
-          </w:rPr>
-          <w:instrText xml:space="preserve"> PAGEREF _Toc228481242 \h </w:instrText>
-        </w:r>
-        <w:r>
-          <w:rPr>
-            <w:noProof/>
-            <w:webHidden/>
-          </w:rPr>
-        </w:r>
-        <w:r>
-          <w:rPr>
-            <w:noProof/>
-            <w:webHidden/>
-          </w:rPr>
-          <w:fldChar w:fldCharType="separate"/>
-        </w:r>
-        <w:r>
-          <w:rPr>
-            <w:noProof/>
-            <w:webHidden/>
-          </w:rPr>
-          <w:t>12</w:t>
-        </w:r>
-        <w:r>
-          <w:rPr>
-            <w:noProof/>
-            <w:webHidden/>
-          </w:rPr>
-          <w:fldChar w:fldCharType="end"/>
-        </w:r>
-      </w:hyperlink>
-    </w:p>
-    <w:p>
-      <w:r>
-        <w:rPr>
+    <w:sdt>
+      <w:sdtPr>
+        <w:id w:val="644397947"/>
+        <w:docPartObj>
+          <w:docPartGallery w:val="Table of Contents"/>
+          <w:docPartUnique/>
+        </w:docPartObj>
+      </w:sdtPr>
+      <w:sdtEndPr>
+        <w:rPr>
+          <w:rFonts w:ascii="Times New Roman" w:eastAsia="Calibri" w:hAnsi="Times New Roman"/>
           <w:b/>
           <w:bCs/>
           <w:noProof/>
-        </w:rPr>
-        <w:fldChar w:fldCharType="end"/>
-      </w:r>
-    </w:p>
-    <w:p/>
-    <w:p>
-      <w:bookmarkStart w:id="0" w:name="_Toc226975738"/>
-    </w:p>
+          <w:color w:val="auto"/>
+          <w:kern w:val="2"/>
+          <w:sz w:val="24"/>
+          <w:szCs w:val="24"/>
+          <w14:ligatures w14:val="standardContextual"/>
+        </w:rPr>
+      </w:sdtEndPr>
+      <w:sdtContent>
+        <w:p>
+          <w:pPr>
+            <w:pStyle w:val="TOCHeading"/>
+            <w:rPr>
+              <w:lang w:val="sr-Latn-RS"/>
+            </w:rPr>
+          </w:pPr>
+          <w:r>
+            <w:t>Sadr</w:t>
+          </w:r>
+          <w:r>
+            <w:rPr>
+              <w:lang w:val="sr-Latn-RS"/>
+            </w:rPr>
+            <w:t>žaj</w:t>
+          </w:r>
+        </w:p>
+        <w:p>
+          <w:pPr>
+            <w:pStyle w:val="TOC2"/>
+            <w:tabs>
+              <w:tab w:val="left" w:pos="720"/>
+              <w:tab w:val="right" w:leader="dot" w:pos="9350"/>
+            </w:tabs>
+            <w:rPr>
+              <w:rFonts w:asciiTheme="minorHAnsi" w:eastAsiaTheme="minorEastAsia" w:hAnsiTheme="minorHAnsi" w:cstheme="minorBidi"/>
+              <w:noProof/>
+            </w:rPr>
+          </w:pPr>
+          <w:r>
+            <w:fldChar w:fldCharType="begin"/>
+          </w:r>
+          <w:r>
+            <w:instrText xml:space="preserve"> TOC \o "1-3" \h \z \u </w:instrText>
+          </w:r>
+          <w:r>
+            <w:fldChar w:fldCharType="separate"/>
+          </w:r>
+          <w:hyperlink w:anchor="_Toc232367021" w:history="1">
+            <w:r>
+              <w:rPr>
+                <w:rStyle w:val="Hyperlink"/>
+                <w:noProof/>
+              </w:rPr>
+              <w:t>1.</w:t>
+            </w:r>
+            <w:r>
+              <w:rPr>
+                <w:rFonts w:asciiTheme="minorHAnsi" w:eastAsiaTheme="minorEastAsia" w:hAnsiTheme="minorHAnsi" w:cstheme="minorBidi"/>
+                <w:noProof/>
+              </w:rPr>
+              <w:tab/>
+            </w:r>
+            <w:r>
+              <w:rPr>
+                <w:rStyle w:val="Hyperlink"/>
+                <w:noProof/>
+              </w:rPr>
+              <w:t>Uvod</w:t>
+            </w:r>
+            <w:r>
+              <w:rPr>
+                <w:noProof/>
+                <w:webHidden/>
+              </w:rPr>
+              <w:tab/>
+            </w:r>
+            <w:r>
+              <w:rPr>
+                <w:noProof/>
+                <w:webHidden/>
+              </w:rPr>
+              <w:fldChar w:fldCharType="begin"/>
+            </w:r>
+            <w:r>
+              <w:rPr>
+                <w:noProof/>
+                <w:webHidden/>
+              </w:rPr>
+              <w:instrText xml:space="preserve"> PAGEREF _Toc232367021 \h </w:instrText>
+            </w:r>
+            <w:r>
+              <w:rPr>
+                <w:noProof/>
+                <w:webHidden/>
+              </w:rPr>
+            </w:r>
+            <w:r>
+              <w:rPr>
+                <w:noProof/>
+                <w:webHidden/>
+              </w:rPr>
+              <w:fldChar w:fldCharType="separate"/>
+            </w:r>
+            <w:r>
+              <w:rPr>
+                <w:noProof/>
+                <w:webHidden/>
+              </w:rPr>
+              <w:t>3</w:t>
+            </w:r>
+            <w:r>
+              <w:rPr>
+                <w:noProof/>
+                <w:webHidden/>
+              </w:rPr>
+              <w:fldChar w:fldCharType="end"/>
+            </w:r>
+          </w:hyperlink>
+        </w:p>
+        <w:p>
+          <w:pPr>
+            <w:pStyle w:val="TOC3"/>
+            <w:tabs>
+              <w:tab w:val="right" w:leader="dot" w:pos="9350"/>
+            </w:tabs>
+            <w:rPr>
+              <w:rFonts w:asciiTheme="minorHAnsi" w:eastAsiaTheme="minorEastAsia" w:hAnsiTheme="minorHAnsi" w:cstheme="minorBidi"/>
+              <w:noProof/>
+            </w:rPr>
+          </w:pPr>
+          <w:hyperlink w:anchor="_Toc232367022" w:history="1">
+            <w:r>
+              <w:rPr>
+                <w:rStyle w:val="Hyperlink"/>
+                <w:noProof/>
+              </w:rPr>
+              <w:t>Opis sistema</w:t>
+            </w:r>
+            <w:r>
+              <w:rPr>
+                <w:noProof/>
+                <w:webHidden/>
+              </w:rPr>
+              <w:tab/>
+            </w:r>
+            <w:r>
+              <w:rPr>
+                <w:noProof/>
+                <w:webHidden/>
+              </w:rPr>
+              <w:fldChar w:fldCharType="begin"/>
+            </w:r>
+            <w:r>
+              <w:rPr>
+                <w:noProof/>
+                <w:webHidden/>
+              </w:rPr>
+              <w:instrText xml:space="preserve"> PAGEREF _Toc232367022 \h </w:instrText>
+            </w:r>
+            <w:r>
+              <w:rPr>
+                <w:noProof/>
+                <w:webHidden/>
+              </w:rPr>
+            </w:r>
+            <w:r>
+              <w:rPr>
+                <w:noProof/>
+                <w:webHidden/>
+              </w:rPr>
+              <w:fldChar w:fldCharType="separate"/>
+            </w:r>
+            <w:r>
+              <w:rPr>
+                <w:noProof/>
+                <w:webHidden/>
+              </w:rPr>
+              <w:t>3</w:t>
+            </w:r>
+            <w:r>
+              <w:rPr>
+                <w:noProof/>
+                <w:webHidden/>
+              </w:rPr>
+              <w:fldChar w:fldCharType="end"/>
+            </w:r>
+          </w:hyperlink>
+        </w:p>
+        <w:p>
+          <w:pPr>
+            <w:pStyle w:val="TOC3"/>
+            <w:tabs>
+              <w:tab w:val="right" w:leader="dot" w:pos="9350"/>
+            </w:tabs>
+            <w:rPr>
+              <w:rFonts w:asciiTheme="minorHAnsi" w:eastAsiaTheme="minorEastAsia" w:hAnsiTheme="minorHAnsi" w:cstheme="minorBidi"/>
+              <w:noProof/>
+            </w:rPr>
+          </w:pPr>
+          <w:hyperlink w:anchor="_Toc232367023" w:history="1">
+            <w:r>
+              <w:rPr>
+                <w:rStyle w:val="Hyperlink"/>
+                <w:noProof/>
+              </w:rPr>
+              <w:t>Ključne komponente u sistemu</w:t>
+            </w:r>
+            <w:r>
+              <w:rPr>
+                <w:noProof/>
+                <w:webHidden/>
+              </w:rPr>
+              <w:tab/>
+            </w:r>
+            <w:r>
+              <w:rPr>
+                <w:noProof/>
+                <w:webHidden/>
+              </w:rPr>
+              <w:fldChar w:fldCharType="begin"/>
+            </w:r>
+            <w:r>
+              <w:rPr>
+                <w:noProof/>
+                <w:webHidden/>
+              </w:rPr>
+              <w:instrText xml:space="preserve"> PAGEREF _Toc232367023 \h </w:instrText>
+            </w:r>
+            <w:r>
+              <w:rPr>
+                <w:noProof/>
+                <w:webHidden/>
+              </w:rPr>
+            </w:r>
+            <w:r>
+              <w:rPr>
+                <w:noProof/>
+                <w:webHidden/>
+              </w:rPr>
+              <w:fldChar w:fldCharType="separate"/>
+            </w:r>
+            <w:r>
+              <w:rPr>
+                <w:noProof/>
+                <w:webHidden/>
+              </w:rPr>
+              <w:t>5</w:t>
+            </w:r>
+            <w:r>
+              <w:rPr>
+                <w:noProof/>
+                <w:webHidden/>
+              </w:rPr>
+              <w:fldChar w:fldCharType="end"/>
+            </w:r>
+          </w:hyperlink>
+        </w:p>
+        <w:p>
+          <w:pPr>
+            <w:pStyle w:val="TOC3"/>
+            <w:tabs>
+              <w:tab w:val="right" w:leader="dot" w:pos="9350"/>
+            </w:tabs>
+            <w:rPr>
+              <w:rFonts w:asciiTheme="minorHAnsi" w:eastAsiaTheme="minorEastAsia" w:hAnsiTheme="minorHAnsi" w:cstheme="minorBidi"/>
+              <w:noProof/>
+            </w:rPr>
+          </w:pPr>
+          <w:hyperlink w:anchor="_Toc232367024" w:history="1">
+            <w:r>
+              <w:rPr>
+                <w:rStyle w:val="Hyperlink"/>
+                <w:noProof/>
+              </w:rPr>
+              <w:t>Povezanost komponenti sistema</w:t>
+            </w:r>
+            <w:r>
+              <w:rPr>
+                <w:noProof/>
+                <w:webHidden/>
+              </w:rPr>
+              <w:tab/>
+            </w:r>
+            <w:r>
+              <w:rPr>
+                <w:noProof/>
+                <w:webHidden/>
+              </w:rPr>
+              <w:fldChar w:fldCharType="begin"/>
+            </w:r>
+            <w:r>
+              <w:rPr>
+                <w:noProof/>
+                <w:webHidden/>
+              </w:rPr>
+              <w:instrText xml:space="preserve"> PAGEREF _Toc232367024 \h </w:instrText>
+            </w:r>
+            <w:r>
+              <w:rPr>
+                <w:noProof/>
+                <w:webHidden/>
+              </w:rPr>
+            </w:r>
+            <w:r>
+              <w:rPr>
+                <w:noProof/>
+                <w:webHidden/>
+              </w:rPr>
+              <w:fldChar w:fldCharType="separate"/>
+            </w:r>
+            <w:r>
+              <w:rPr>
+                <w:noProof/>
+                <w:webHidden/>
+              </w:rPr>
+              <w:t>6</w:t>
+            </w:r>
+            <w:r>
+              <w:rPr>
+                <w:noProof/>
+                <w:webHidden/>
+              </w:rPr>
+              <w:fldChar w:fldCharType="end"/>
+            </w:r>
+          </w:hyperlink>
+        </w:p>
+        <w:p>
+          <w:pPr>
+            <w:pStyle w:val="TOC3"/>
+            <w:tabs>
+              <w:tab w:val="right" w:leader="dot" w:pos="9350"/>
+            </w:tabs>
+            <w:rPr>
+              <w:rFonts w:asciiTheme="minorHAnsi" w:eastAsiaTheme="minorEastAsia" w:hAnsiTheme="minorHAnsi" w:cstheme="minorBidi"/>
+              <w:noProof/>
+            </w:rPr>
+          </w:pPr>
+          <w:hyperlink w:anchor="_Toc232367025" w:history="1">
+            <w:r>
+              <w:rPr>
+                <w:rStyle w:val="Hyperlink"/>
+                <w:noProof/>
+              </w:rPr>
+              <w:t>Upravljačke petlje</w:t>
+            </w:r>
+            <w:r>
+              <w:rPr>
+                <w:noProof/>
+                <w:webHidden/>
+              </w:rPr>
+              <w:tab/>
+            </w:r>
+            <w:r>
+              <w:rPr>
+                <w:noProof/>
+                <w:webHidden/>
+              </w:rPr>
+              <w:fldChar w:fldCharType="begin"/>
+            </w:r>
+            <w:r>
+              <w:rPr>
+                <w:noProof/>
+                <w:webHidden/>
+              </w:rPr>
+              <w:instrText xml:space="preserve"> PAGEREF _Toc232367025 \h </w:instrText>
+            </w:r>
+            <w:r>
+              <w:rPr>
+                <w:noProof/>
+                <w:webHidden/>
+              </w:rPr>
+            </w:r>
+            <w:r>
+              <w:rPr>
+                <w:noProof/>
+                <w:webHidden/>
+              </w:rPr>
+              <w:fldChar w:fldCharType="separate"/>
+            </w:r>
+            <w:r>
+              <w:rPr>
+                <w:noProof/>
+                <w:webHidden/>
+              </w:rPr>
+              <w:t>6</w:t>
+            </w:r>
+            <w:r>
+              <w:rPr>
+                <w:noProof/>
+                <w:webHidden/>
+              </w:rPr>
+              <w:fldChar w:fldCharType="end"/>
+            </w:r>
+          </w:hyperlink>
+        </w:p>
+        <w:p>
+          <w:pPr>
+            <w:pStyle w:val="TOC3"/>
+            <w:tabs>
+              <w:tab w:val="right" w:leader="dot" w:pos="9350"/>
+            </w:tabs>
+            <w:rPr>
+              <w:rFonts w:asciiTheme="minorHAnsi" w:eastAsiaTheme="minorEastAsia" w:hAnsiTheme="minorHAnsi" w:cstheme="minorBidi"/>
+              <w:noProof/>
+            </w:rPr>
+          </w:pPr>
+          <w:hyperlink w:anchor="_Toc232367026" w:history="1">
+            <w:r>
+              <w:rPr>
+                <w:rStyle w:val="Hyperlink"/>
+                <w:noProof/>
+              </w:rPr>
+              <w:t>Blok dijagram</w:t>
+            </w:r>
+            <w:r>
+              <w:rPr>
+                <w:noProof/>
+                <w:webHidden/>
+              </w:rPr>
+              <w:tab/>
+            </w:r>
+            <w:r>
+              <w:rPr>
+                <w:noProof/>
+                <w:webHidden/>
+              </w:rPr>
+              <w:fldChar w:fldCharType="begin"/>
+            </w:r>
+            <w:r>
+              <w:rPr>
+                <w:noProof/>
+                <w:webHidden/>
+              </w:rPr>
+              <w:instrText xml:space="preserve"> PAGEREF _Toc232367026 \h </w:instrText>
+            </w:r>
+            <w:r>
+              <w:rPr>
+                <w:noProof/>
+                <w:webHidden/>
+              </w:rPr>
+            </w:r>
+            <w:r>
+              <w:rPr>
+                <w:noProof/>
+                <w:webHidden/>
+              </w:rPr>
+              <w:fldChar w:fldCharType="separate"/>
+            </w:r>
+            <w:r>
+              <w:rPr>
+                <w:noProof/>
+                <w:webHidden/>
+              </w:rPr>
+              <w:t>7</w:t>
+            </w:r>
+            <w:r>
+              <w:rPr>
+                <w:noProof/>
+                <w:webHidden/>
+              </w:rPr>
+              <w:fldChar w:fldCharType="end"/>
+            </w:r>
+          </w:hyperlink>
+        </w:p>
+        <w:p>
+          <w:pPr>
+            <w:pStyle w:val="TOC2"/>
+            <w:tabs>
+              <w:tab w:val="left" w:pos="720"/>
+              <w:tab w:val="right" w:leader="dot" w:pos="9350"/>
+            </w:tabs>
+            <w:rPr>
+              <w:rFonts w:asciiTheme="minorHAnsi" w:eastAsiaTheme="minorEastAsia" w:hAnsiTheme="minorHAnsi" w:cstheme="minorBidi"/>
+              <w:noProof/>
+            </w:rPr>
+          </w:pPr>
+          <w:hyperlink w:anchor="_Toc232367027" w:history="1">
+            <w:r>
+              <w:rPr>
+                <w:rStyle w:val="Hyperlink"/>
+                <w:noProof/>
+              </w:rPr>
+              <w:t>2.</w:t>
+            </w:r>
+            <w:r>
+              <w:rPr>
+                <w:rFonts w:asciiTheme="minorHAnsi" w:eastAsiaTheme="minorEastAsia" w:hAnsiTheme="minorHAnsi" w:cstheme="minorBidi"/>
+                <w:noProof/>
+              </w:rPr>
+              <w:tab/>
+            </w:r>
+            <w:r>
+              <w:rPr>
+                <w:rStyle w:val="Hyperlink"/>
+                <w:noProof/>
+              </w:rPr>
+              <w:t>Linearizacija</w:t>
+            </w:r>
+            <w:r>
+              <w:rPr>
+                <w:noProof/>
+                <w:webHidden/>
+              </w:rPr>
+              <w:tab/>
+            </w:r>
+            <w:r>
+              <w:rPr>
+                <w:noProof/>
+                <w:webHidden/>
+              </w:rPr>
+              <w:fldChar w:fldCharType="begin"/>
+            </w:r>
+            <w:r>
+              <w:rPr>
+                <w:noProof/>
+                <w:webHidden/>
+              </w:rPr>
+              <w:instrText xml:space="preserve"> PAGEREF _Toc232367027 \h </w:instrText>
+            </w:r>
+            <w:r>
+              <w:rPr>
+                <w:noProof/>
+                <w:webHidden/>
+              </w:rPr>
+            </w:r>
+            <w:r>
+              <w:rPr>
+                <w:noProof/>
+                <w:webHidden/>
+              </w:rPr>
+              <w:fldChar w:fldCharType="separate"/>
+            </w:r>
+            <w:r>
+              <w:rPr>
+                <w:noProof/>
+                <w:webHidden/>
+              </w:rPr>
+              <w:t>8</w:t>
+            </w:r>
+            <w:r>
+              <w:rPr>
+                <w:noProof/>
+                <w:webHidden/>
+              </w:rPr>
+              <w:fldChar w:fldCharType="end"/>
+            </w:r>
+          </w:hyperlink>
+        </w:p>
+        <w:p>
+          <w:pPr>
+            <w:pStyle w:val="TOC3"/>
+            <w:tabs>
+              <w:tab w:val="right" w:leader="dot" w:pos="9350"/>
+            </w:tabs>
+            <w:rPr>
+              <w:rFonts w:asciiTheme="minorHAnsi" w:eastAsiaTheme="minorEastAsia" w:hAnsiTheme="minorHAnsi" w:cstheme="minorBidi"/>
+              <w:noProof/>
+            </w:rPr>
+          </w:pPr>
+          <w:hyperlink w:anchor="_Toc232367028" w:history="1">
+            <w:r>
+              <w:rPr>
+                <w:rStyle w:val="Hyperlink"/>
+                <w:noProof/>
+              </w:rPr>
+              <w:t>Formiranje nelinearnog matematičkog modela</w:t>
+            </w:r>
+            <w:r>
+              <w:rPr>
+                <w:noProof/>
+                <w:webHidden/>
+              </w:rPr>
+              <w:tab/>
+            </w:r>
+            <w:r>
+              <w:rPr>
+                <w:noProof/>
+                <w:webHidden/>
+              </w:rPr>
+              <w:fldChar w:fldCharType="begin"/>
+            </w:r>
+            <w:r>
+              <w:rPr>
+                <w:noProof/>
+                <w:webHidden/>
+              </w:rPr>
+              <w:instrText xml:space="preserve"> PAGEREF _Toc232367028 \h </w:instrText>
+            </w:r>
+            <w:r>
+              <w:rPr>
+                <w:noProof/>
+                <w:webHidden/>
+              </w:rPr>
+            </w:r>
+            <w:r>
+              <w:rPr>
+                <w:noProof/>
+                <w:webHidden/>
+              </w:rPr>
+              <w:fldChar w:fldCharType="separate"/>
+            </w:r>
+            <w:r>
+              <w:rPr>
+                <w:noProof/>
+                <w:webHidden/>
+              </w:rPr>
+              <w:t>8</w:t>
+            </w:r>
+            <w:r>
+              <w:rPr>
+                <w:noProof/>
+                <w:webHidden/>
+              </w:rPr>
+              <w:fldChar w:fldCharType="end"/>
+            </w:r>
+          </w:hyperlink>
+        </w:p>
+        <w:p>
+          <w:pPr>
+            <w:pStyle w:val="TOC3"/>
+            <w:tabs>
+              <w:tab w:val="right" w:leader="dot" w:pos="9350"/>
+            </w:tabs>
+            <w:rPr>
+              <w:rFonts w:asciiTheme="minorHAnsi" w:eastAsiaTheme="minorEastAsia" w:hAnsiTheme="minorHAnsi" w:cstheme="minorBidi"/>
+              <w:noProof/>
+            </w:rPr>
+          </w:pPr>
+          <w:hyperlink w:anchor="_Toc232367029" w:history="1">
+            <w:r>
+              <w:rPr>
+                <w:rStyle w:val="Hyperlink"/>
+                <w:noProof/>
+              </w:rPr>
+              <w:t>Linearizacija</w:t>
+            </w:r>
+            <w:r>
+              <w:rPr>
+                <w:noProof/>
+                <w:webHidden/>
+              </w:rPr>
+              <w:tab/>
+            </w:r>
+            <w:r>
+              <w:rPr>
+                <w:noProof/>
+                <w:webHidden/>
+              </w:rPr>
+              <w:fldChar w:fldCharType="begin"/>
+            </w:r>
+            <w:r>
+              <w:rPr>
+                <w:noProof/>
+                <w:webHidden/>
+              </w:rPr>
+              <w:instrText xml:space="preserve"> PAGEREF _Toc232367029 \h </w:instrText>
+            </w:r>
+            <w:r>
+              <w:rPr>
+                <w:noProof/>
+                <w:webHidden/>
+              </w:rPr>
+            </w:r>
+            <w:r>
+              <w:rPr>
+                <w:noProof/>
+                <w:webHidden/>
+              </w:rPr>
+              <w:fldChar w:fldCharType="separate"/>
+            </w:r>
+            <w:r>
+              <w:rPr>
+                <w:noProof/>
+                <w:webHidden/>
+              </w:rPr>
+              <w:t>9</w:t>
+            </w:r>
+            <w:r>
+              <w:rPr>
+                <w:noProof/>
+                <w:webHidden/>
+              </w:rPr>
+              <w:fldChar w:fldCharType="end"/>
+            </w:r>
+          </w:hyperlink>
+        </w:p>
+        <w:p>
+          <w:pPr>
+            <w:pStyle w:val="TOC3"/>
+            <w:tabs>
+              <w:tab w:val="right" w:leader="dot" w:pos="9350"/>
+            </w:tabs>
+            <w:rPr>
+              <w:rFonts w:asciiTheme="minorHAnsi" w:eastAsiaTheme="minorEastAsia" w:hAnsiTheme="minorHAnsi" w:cstheme="minorBidi"/>
+              <w:noProof/>
+            </w:rPr>
+          </w:pPr>
+          <w:hyperlink w:anchor="_Toc232367030" w:history="1">
+            <w:r>
+              <w:rPr>
+                <w:rStyle w:val="Hyperlink"/>
+                <w:noProof/>
+              </w:rPr>
+              <w:t>Odzivi nelinearnog i linearizovanog modela</w:t>
+            </w:r>
+            <w:r>
+              <w:rPr>
+                <w:noProof/>
+                <w:webHidden/>
+              </w:rPr>
+              <w:tab/>
+            </w:r>
+            <w:r>
+              <w:rPr>
+                <w:noProof/>
+                <w:webHidden/>
+              </w:rPr>
+              <w:fldChar w:fldCharType="begin"/>
+            </w:r>
+            <w:r>
+              <w:rPr>
+                <w:noProof/>
+                <w:webHidden/>
+              </w:rPr>
+              <w:instrText xml:space="preserve"> PAGEREF _Toc232367030 \h </w:instrText>
+            </w:r>
+            <w:r>
+              <w:rPr>
+                <w:noProof/>
+                <w:webHidden/>
+              </w:rPr>
+            </w:r>
+            <w:r>
+              <w:rPr>
+                <w:noProof/>
+                <w:webHidden/>
+              </w:rPr>
+              <w:fldChar w:fldCharType="separate"/>
+            </w:r>
+            <w:r>
+              <w:rPr>
+                <w:noProof/>
+                <w:webHidden/>
+              </w:rPr>
+              <w:t>11</w:t>
+            </w:r>
+            <w:r>
+              <w:rPr>
+                <w:noProof/>
+                <w:webHidden/>
+              </w:rPr>
+              <w:fldChar w:fldCharType="end"/>
+            </w:r>
+          </w:hyperlink>
+        </w:p>
+        <w:p>
+          <w:pPr>
+            <w:pStyle w:val="TOC2"/>
+            <w:tabs>
+              <w:tab w:val="left" w:pos="720"/>
+              <w:tab w:val="right" w:leader="dot" w:pos="9350"/>
+            </w:tabs>
+            <w:rPr>
+              <w:rFonts w:asciiTheme="minorHAnsi" w:eastAsiaTheme="minorEastAsia" w:hAnsiTheme="minorHAnsi" w:cstheme="minorBidi"/>
+              <w:noProof/>
+            </w:rPr>
+          </w:pPr>
+          <w:hyperlink w:anchor="_Toc232367031" w:history="1">
+            <w:r>
+              <w:rPr>
+                <w:rStyle w:val="Hyperlink"/>
+                <w:noProof/>
+              </w:rPr>
+              <w:t>3.</w:t>
+            </w:r>
+            <w:r>
+              <w:rPr>
+                <w:rFonts w:asciiTheme="minorHAnsi" w:eastAsiaTheme="minorEastAsia" w:hAnsiTheme="minorHAnsi" w:cstheme="minorBidi"/>
+                <w:noProof/>
+              </w:rPr>
+              <w:tab/>
+            </w:r>
+            <w:r>
+              <w:rPr>
+                <w:rStyle w:val="Hyperlink"/>
+                <w:noProof/>
+              </w:rPr>
+              <w:t>Regulacija</w:t>
+            </w:r>
+            <w:r>
+              <w:rPr>
+                <w:noProof/>
+                <w:webHidden/>
+              </w:rPr>
+              <w:tab/>
+            </w:r>
+            <w:r>
+              <w:rPr>
+                <w:noProof/>
+                <w:webHidden/>
+              </w:rPr>
+              <w:fldChar w:fldCharType="begin"/>
+            </w:r>
+            <w:r>
+              <w:rPr>
+                <w:noProof/>
+                <w:webHidden/>
+              </w:rPr>
+              <w:instrText xml:space="preserve"> PAGEREF _Toc232367031 \h </w:instrText>
+            </w:r>
+            <w:r>
+              <w:rPr>
+                <w:noProof/>
+                <w:webHidden/>
+              </w:rPr>
+            </w:r>
+            <w:r>
+              <w:rPr>
+                <w:noProof/>
+                <w:webHidden/>
+              </w:rPr>
+              <w:fldChar w:fldCharType="separate"/>
+            </w:r>
+            <w:r>
+              <w:rPr>
+                <w:noProof/>
+                <w:webHidden/>
+              </w:rPr>
+              <w:t>12</w:t>
+            </w:r>
+            <w:r>
+              <w:rPr>
+                <w:noProof/>
+                <w:webHidden/>
+              </w:rPr>
+              <w:fldChar w:fldCharType="end"/>
+            </w:r>
+          </w:hyperlink>
+        </w:p>
+        <w:p>
+          <w:pPr>
+            <w:pStyle w:val="TOC3"/>
+            <w:tabs>
+              <w:tab w:val="right" w:leader="dot" w:pos="9350"/>
+            </w:tabs>
+            <w:rPr>
+              <w:rFonts w:asciiTheme="minorHAnsi" w:eastAsiaTheme="minorEastAsia" w:hAnsiTheme="minorHAnsi" w:cstheme="minorBidi"/>
+              <w:noProof/>
+            </w:rPr>
+          </w:pPr>
+          <w:hyperlink w:anchor="_Toc232367032" w:history="1">
+            <w:r>
+              <w:rPr>
+                <w:rStyle w:val="Hyperlink"/>
+                <w:noProof/>
+              </w:rPr>
+              <w:t>Projektovanje regulatora</w:t>
+            </w:r>
+            <w:r>
+              <w:rPr>
+                <w:noProof/>
+                <w:webHidden/>
+              </w:rPr>
+              <w:tab/>
+            </w:r>
+            <w:r>
+              <w:rPr>
+                <w:noProof/>
+                <w:webHidden/>
+              </w:rPr>
+              <w:fldChar w:fldCharType="begin"/>
+            </w:r>
+            <w:r>
+              <w:rPr>
+                <w:noProof/>
+                <w:webHidden/>
+              </w:rPr>
+              <w:instrText xml:space="preserve"> PAGEREF _Toc232367032 \h </w:instrText>
+            </w:r>
+            <w:r>
+              <w:rPr>
+                <w:noProof/>
+                <w:webHidden/>
+              </w:rPr>
+            </w:r>
+            <w:r>
+              <w:rPr>
+                <w:noProof/>
+                <w:webHidden/>
+              </w:rPr>
+              <w:fldChar w:fldCharType="separate"/>
+            </w:r>
+            <w:r>
+              <w:rPr>
+                <w:noProof/>
+                <w:webHidden/>
+              </w:rPr>
+              <w:t>12</w:t>
+            </w:r>
+            <w:r>
+              <w:rPr>
+                <w:noProof/>
+                <w:webHidden/>
+              </w:rPr>
+              <w:fldChar w:fldCharType="end"/>
+            </w:r>
+          </w:hyperlink>
+        </w:p>
+        <w:p>
+          <w:pPr>
+            <w:pStyle w:val="TOC3"/>
+            <w:tabs>
+              <w:tab w:val="right" w:leader="dot" w:pos="9350"/>
+            </w:tabs>
+            <w:rPr>
+              <w:rFonts w:asciiTheme="minorHAnsi" w:eastAsiaTheme="minorEastAsia" w:hAnsiTheme="minorHAnsi" w:cstheme="minorBidi"/>
+              <w:noProof/>
+            </w:rPr>
+          </w:pPr>
+          <w:hyperlink w:anchor="_Toc232367033" w:history="1">
+            <w:r>
+              <w:rPr>
+                <w:rStyle w:val="Hyperlink"/>
+                <w:noProof/>
+              </w:rPr>
+              <w:t>P - regulator</w:t>
+            </w:r>
+            <w:r>
+              <w:rPr>
+                <w:noProof/>
+                <w:webHidden/>
+              </w:rPr>
+              <w:tab/>
+            </w:r>
+            <w:r>
+              <w:rPr>
+                <w:noProof/>
+                <w:webHidden/>
+              </w:rPr>
+              <w:fldChar w:fldCharType="begin"/>
+            </w:r>
+            <w:r>
+              <w:rPr>
+                <w:noProof/>
+                <w:webHidden/>
+              </w:rPr>
+              <w:instrText xml:space="preserve"> PAGEREF _Toc232367033 \h </w:instrText>
+            </w:r>
+            <w:r>
+              <w:rPr>
+                <w:noProof/>
+                <w:webHidden/>
+              </w:rPr>
+            </w:r>
+            <w:r>
+              <w:rPr>
+                <w:noProof/>
+                <w:webHidden/>
+              </w:rPr>
+              <w:fldChar w:fldCharType="separate"/>
+            </w:r>
+            <w:r>
+              <w:rPr>
+                <w:noProof/>
+                <w:webHidden/>
+              </w:rPr>
+              <w:t>13</w:t>
+            </w:r>
+            <w:r>
+              <w:rPr>
+                <w:noProof/>
+                <w:webHidden/>
+              </w:rPr>
+              <w:fldChar w:fldCharType="end"/>
+            </w:r>
+          </w:hyperlink>
+        </w:p>
+        <w:p>
+          <w:pPr>
+            <w:pStyle w:val="TOC3"/>
+            <w:tabs>
+              <w:tab w:val="right" w:leader="dot" w:pos="9350"/>
+            </w:tabs>
+            <w:rPr>
+              <w:rFonts w:asciiTheme="minorHAnsi" w:eastAsiaTheme="minorEastAsia" w:hAnsiTheme="minorHAnsi" w:cstheme="minorBidi"/>
+              <w:noProof/>
+            </w:rPr>
+          </w:pPr>
+          <w:hyperlink w:anchor="_Toc232367034" w:history="1">
+            <w:r>
+              <w:rPr>
+                <w:rStyle w:val="Hyperlink"/>
+                <w:noProof/>
+              </w:rPr>
+              <w:t>PI - regulator</w:t>
+            </w:r>
+            <w:r>
+              <w:rPr>
+                <w:noProof/>
+                <w:webHidden/>
+              </w:rPr>
+              <w:tab/>
+            </w:r>
+            <w:r>
+              <w:rPr>
+                <w:noProof/>
+                <w:webHidden/>
+              </w:rPr>
+              <w:fldChar w:fldCharType="begin"/>
+            </w:r>
+            <w:r>
+              <w:rPr>
+                <w:noProof/>
+                <w:webHidden/>
+              </w:rPr>
+              <w:instrText xml:space="preserve"> PAGEREF _Toc232367034 \h </w:instrText>
+            </w:r>
+            <w:r>
+              <w:rPr>
+                <w:noProof/>
+                <w:webHidden/>
+              </w:rPr>
+            </w:r>
+            <w:r>
+              <w:rPr>
+                <w:noProof/>
+                <w:webHidden/>
+              </w:rPr>
+              <w:fldChar w:fldCharType="separate"/>
+            </w:r>
+            <w:r>
+              <w:rPr>
+                <w:noProof/>
+                <w:webHidden/>
+              </w:rPr>
+              <w:t>14</w:t>
+            </w:r>
+            <w:r>
+              <w:rPr>
+                <w:noProof/>
+                <w:webHidden/>
+              </w:rPr>
+              <w:fldChar w:fldCharType="end"/>
+            </w:r>
+          </w:hyperlink>
+        </w:p>
+        <w:p>
+          <w:pPr>
+            <w:pStyle w:val="TOC3"/>
+            <w:tabs>
+              <w:tab w:val="right" w:leader="dot" w:pos="9350"/>
+            </w:tabs>
+            <w:rPr>
+              <w:rFonts w:asciiTheme="minorHAnsi" w:eastAsiaTheme="minorEastAsia" w:hAnsiTheme="minorHAnsi" w:cstheme="minorBidi"/>
+              <w:noProof/>
+            </w:rPr>
+          </w:pPr>
+          <w:hyperlink w:anchor="_Toc232367035" w:history="1">
+            <w:r>
+              <w:rPr>
+                <w:rStyle w:val="Hyperlink"/>
+                <w:noProof/>
+              </w:rPr>
+              <w:t>Razmatranje PID regulatora</w:t>
+            </w:r>
+            <w:r>
+              <w:rPr>
+                <w:noProof/>
+                <w:webHidden/>
+              </w:rPr>
+              <w:tab/>
+            </w:r>
+            <w:r>
+              <w:rPr>
+                <w:noProof/>
+                <w:webHidden/>
+              </w:rPr>
+              <w:fldChar w:fldCharType="begin"/>
+            </w:r>
+            <w:r>
+              <w:rPr>
+                <w:noProof/>
+                <w:webHidden/>
+              </w:rPr>
+              <w:instrText xml:space="preserve"> PAGEREF _Toc232367035 \h </w:instrText>
+            </w:r>
+            <w:r>
+              <w:rPr>
+                <w:noProof/>
+                <w:webHidden/>
+              </w:rPr>
+            </w:r>
+            <w:r>
+              <w:rPr>
+                <w:noProof/>
+                <w:webHidden/>
+              </w:rPr>
+              <w:fldChar w:fldCharType="separate"/>
+            </w:r>
+            <w:r>
+              <w:rPr>
+                <w:noProof/>
+                <w:webHidden/>
+              </w:rPr>
+              <w:t>15</w:t>
+            </w:r>
+            <w:r>
+              <w:rPr>
+                <w:noProof/>
+                <w:webHidden/>
+              </w:rPr>
+              <w:fldChar w:fldCharType="end"/>
+            </w:r>
+          </w:hyperlink>
+        </w:p>
+        <w:p>
+          <w:pPr>
+            <w:pStyle w:val="TOC3"/>
+            <w:tabs>
+              <w:tab w:val="right" w:leader="dot" w:pos="9350"/>
+            </w:tabs>
+            <w:rPr>
+              <w:rFonts w:asciiTheme="minorHAnsi" w:eastAsiaTheme="minorEastAsia" w:hAnsiTheme="minorHAnsi" w:cstheme="minorBidi"/>
+              <w:noProof/>
+            </w:rPr>
+          </w:pPr>
+          <w:hyperlink w:anchor="_Toc232367036" w:history="1">
+            <w:r>
+              <w:rPr>
+                <w:rStyle w:val="Hyperlink"/>
+                <w:noProof/>
+              </w:rPr>
+              <w:t>Određivanje parametara PI regulatora</w:t>
+            </w:r>
+            <w:r>
+              <w:rPr>
+                <w:noProof/>
+                <w:webHidden/>
+              </w:rPr>
+              <w:tab/>
+            </w:r>
+            <w:r>
+              <w:rPr>
+                <w:noProof/>
+                <w:webHidden/>
+              </w:rPr>
+              <w:fldChar w:fldCharType="begin"/>
+            </w:r>
+            <w:r>
+              <w:rPr>
+                <w:noProof/>
+                <w:webHidden/>
+              </w:rPr>
+              <w:instrText xml:space="preserve"> PAGEREF _Toc232367036 \h </w:instrText>
+            </w:r>
+            <w:r>
+              <w:rPr>
+                <w:noProof/>
+                <w:webHidden/>
+              </w:rPr>
+            </w:r>
+            <w:r>
+              <w:rPr>
+                <w:noProof/>
+                <w:webHidden/>
+              </w:rPr>
+              <w:fldChar w:fldCharType="separate"/>
+            </w:r>
+            <w:r>
+              <w:rPr>
+                <w:noProof/>
+                <w:webHidden/>
+              </w:rPr>
+              <w:t>16</w:t>
+            </w:r>
+            <w:r>
+              <w:rPr>
+                <w:noProof/>
+                <w:webHidden/>
+              </w:rPr>
+              <w:fldChar w:fldCharType="end"/>
+            </w:r>
+          </w:hyperlink>
+        </w:p>
+        <w:p>
+          <w:pPr>
+            <w:pStyle w:val="TOC3"/>
+            <w:tabs>
+              <w:tab w:val="right" w:leader="dot" w:pos="9350"/>
+            </w:tabs>
+            <w:rPr>
+              <w:rFonts w:asciiTheme="minorHAnsi" w:eastAsiaTheme="minorEastAsia" w:hAnsiTheme="minorHAnsi" w:cstheme="minorBidi"/>
+              <w:noProof/>
+            </w:rPr>
+          </w:pPr>
+          <w:hyperlink w:anchor="_Toc232367037" w:history="1">
+            <w:r>
+              <w:rPr>
+                <w:rStyle w:val="Hyperlink"/>
+                <w:noProof/>
+              </w:rPr>
+              <w:t>Geometrijsko mesto korena (GMK)</w:t>
+            </w:r>
+            <w:r>
+              <w:rPr>
+                <w:noProof/>
+                <w:webHidden/>
+              </w:rPr>
+              <w:tab/>
+            </w:r>
+            <w:r>
+              <w:rPr>
+                <w:noProof/>
+                <w:webHidden/>
+              </w:rPr>
+              <w:fldChar w:fldCharType="begin"/>
+            </w:r>
+            <w:r>
+              <w:rPr>
+                <w:noProof/>
+                <w:webHidden/>
+              </w:rPr>
+              <w:instrText xml:space="preserve"> PAGEREF _Toc232367037 \h </w:instrText>
+            </w:r>
+            <w:r>
+              <w:rPr>
+                <w:noProof/>
+                <w:webHidden/>
+              </w:rPr>
+            </w:r>
+            <w:r>
+              <w:rPr>
+                <w:noProof/>
+                <w:webHidden/>
+              </w:rPr>
+              <w:fldChar w:fldCharType="separate"/>
+            </w:r>
+            <w:r>
+              <w:rPr>
+                <w:noProof/>
+                <w:webHidden/>
+              </w:rPr>
+              <w:t>16</w:t>
+            </w:r>
+            <w:r>
+              <w:rPr>
+                <w:noProof/>
+                <w:webHidden/>
+              </w:rPr>
+              <w:fldChar w:fldCharType="end"/>
+            </w:r>
+          </w:hyperlink>
+        </w:p>
+        <w:p>
+          <w:pPr>
+            <w:pStyle w:val="TOC3"/>
+            <w:tabs>
+              <w:tab w:val="right" w:leader="dot" w:pos="9350"/>
+            </w:tabs>
+            <w:rPr>
+              <w:rFonts w:asciiTheme="minorHAnsi" w:eastAsiaTheme="minorEastAsia" w:hAnsiTheme="minorHAnsi" w:cstheme="minorBidi"/>
+              <w:noProof/>
+            </w:rPr>
+          </w:pPr>
+          <w:hyperlink w:anchor="_Toc232367038" w:history="1">
+            <w:r>
+              <w:rPr>
+                <w:rStyle w:val="Hyperlink"/>
+                <w:noProof/>
+              </w:rPr>
+              <w:t>Sistem drugog reda i izbor pojačanja Kp</w:t>
+            </w:r>
+            <w:r>
+              <w:rPr>
+                <w:noProof/>
+                <w:webHidden/>
+              </w:rPr>
+              <w:tab/>
+            </w:r>
+            <w:r>
+              <w:rPr>
+                <w:noProof/>
+                <w:webHidden/>
+              </w:rPr>
+              <w:fldChar w:fldCharType="begin"/>
+            </w:r>
+            <w:r>
+              <w:rPr>
+                <w:noProof/>
+                <w:webHidden/>
+              </w:rPr>
+              <w:instrText xml:space="preserve"> PAGEREF _Toc232367038 \h </w:instrText>
+            </w:r>
+            <w:r>
+              <w:rPr>
+                <w:noProof/>
+                <w:webHidden/>
+              </w:rPr>
+            </w:r>
+            <w:r>
+              <w:rPr>
+                <w:noProof/>
+                <w:webHidden/>
+              </w:rPr>
+              <w:fldChar w:fldCharType="separate"/>
+            </w:r>
+            <w:r>
+              <w:rPr>
+                <w:noProof/>
+                <w:webHidden/>
+              </w:rPr>
+              <w:t>17</w:t>
+            </w:r>
+            <w:r>
+              <w:rPr>
+                <w:noProof/>
+                <w:webHidden/>
+              </w:rPr>
+              <w:fldChar w:fldCharType="end"/>
+            </w:r>
+          </w:hyperlink>
+        </w:p>
+        <w:p>
+          <w:pPr>
+            <w:pStyle w:val="TOC3"/>
+            <w:tabs>
+              <w:tab w:val="right" w:leader="dot" w:pos="9350"/>
+            </w:tabs>
+            <w:rPr>
+              <w:rFonts w:asciiTheme="minorHAnsi" w:eastAsiaTheme="minorEastAsia" w:hAnsiTheme="minorHAnsi" w:cstheme="minorBidi"/>
+              <w:noProof/>
+            </w:rPr>
+          </w:pPr>
+          <w:hyperlink w:anchor="_Toc232367039" w:history="1">
+            <w:r>
+              <w:rPr>
+                <w:rStyle w:val="Hyperlink"/>
+                <w:noProof/>
+              </w:rPr>
+              <w:t>Simulacija sistema</w:t>
+            </w:r>
+            <w:r>
+              <w:rPr>
+                <w:noProof/>
+                <w:webHidden/>
+              </w:rPr>
+              <w:tab/>
+            </w:r>
+            <w:r>
+              <w:rPr>
+                <w:noProof/>
+                <w:webHidden/>
+              </w:rPr>
+              <w:fldChar w:fldCharType="begin"/>
+            </w:r>
+            <w:r>
+              <w:rPr>
+                <w:noProof/>
+                <w:webHidden/>
+              </w:rPr>
+              <w:instrText xml:space="preserve"> PAGEREF _Toc232367039 \h </w:instrText>
+            </w:r>
+            <w:r>
+              <w:rPr>
+                <w:noProof/>
+                <w:webHidden/>
+              </w:rPr>
+            </w:r>
+            <w:r>
+              <w:rPr>
+                <w:noProof/>
+                <w:webHidden/>
+              </w:rPr>
+              <w:fldChar w:fldCharType="separate"/>
+            </w:r>
+            <w:r>
+              <w:rPr>
+                <w:noProof/>
+                <w:webHidden/>
+              </w:rPr>
+              <w:t>18</w:t>
+            </w:r>
+            <w:r>
+              <w:rPr>
+                <w:noProof/>
+                <w:webHidden/>
+              </w:rPr>
+              <w:fldChar w:fldCharType="end"/>
+            </w:r>
+          </w:hyperlink>
+        </w:p>
+        <w:p>
+          <w:pPr>
+            <w:pStyle w:val="TOC3"/>
+            <w:tabs>
+              <w:tab w:val="right" w:leader="dot" w:pos="9350"/>
+            </w:tabs>
+            <w:rPr>
+              <w:rFonts w:asciiTheme="minorHAnsi" w:eastAsiaTheme="minorEastAsia" w:hAnsiTheme="minorHAnsi" w:cstheme="minorBidi"/>
+              <w:noProof/>
+            </w:rPr>
+          </w:pPr>
+          <w:hyperlink w:anchor="_Toc232367040" w:history="1">
+            <w:r>
+              <w:rPr>
+                <w:rStyle w:val="Hyperlink"/>
+                <w:noProof/>
+              </w:rPr>
+              <w:t>Analiza dobijenih rezultata</w:t>
+            </w:r>
+            <w:r>
+              <w:rPr>
+                <w:noProof/>
+                <w:webHidden/>
+              </w:rPr>
+              <w:tab/>
+            </w:r>
+            <w:r>
+              <w:rPr>
+                <w:noProof/>
+                <w:webHidden/>
+              </w:rPr>
+              <w:fldChar w:fldCharType="begin"/>
+            </w:r>
+            <w:r>
+              <w:rPr>
+                <w:noProof/>
+                <w:webHidden/>
+              </w:rPr>
+              <w:instrText xml:space="preserve"> PAGEREF _Toc232367040 \h </w:instrText>
+            </w:r>
+            <w:r>
+              <w:rPr>
+                <w:noProof/>
+                <w:webHidden/>
+              </w:rPr>
+            </w:r>
+            <w:r>
+              <w:rPr>
+                <w:noProof/>
+                <w:webHidden/>
+              </w:rPr>
+              <w:fldChar w:fldCharType="separate"/>
+            </w:r>
+            <w:r>
+              <w:rPr>
+                <w:noProof/>
+                <w:webHidden/>
+              </w:rPr>
+              <w:t>19</w:t>
+            </w:r>
+            <w:r>
+              <w:rPr>
+                <w:noProof/>
+                <w:webHidden/>
+              </w:rPr>
+              <w:fldChar w:fldCharType="end"/>
+            </w:r>
+          </w:hyperlink>
+        </w:p>
+        <w:p>
+          <w:pPr>
+            <w:pStyle w:val="TOC3"/>
+            <w:tabs>
+              <w:tab w:val="right" w:leader="dot" w:pos="9350"/>
+            </w:tabs>
+            <w:rPr>
+              <w:rFonts w:asciiTheme="minorHAnsi" w:eastAsiaTheme="minorEastAsia" w:hAnsiTheme="minorHAnsi" w:cstheme="minorBidi"/>
+              <w:noProof/>
+            </w:rPr>
+          </w:pPr>
+          <w:hyperlink w:anchor="_Toc232367041" w:history="1">
+            <w:r>
+              <w:rPr>
+                <w:rStyle w:val="Hyperlink"/>
+                <w:noProof/>
+              </w:rPr>
+              <w:t>Zaključak</w:t>
+            </w:r>
+            <w:r>
+              <w:rPr>
+                <w:noProof/>
+                <w:webHidden/>
+              </w:rPr>
+              <w:tab/>
+            </w:r>
+            <w:r>
+              <w:rPr>
+                <w:noProof/>
+                <w:webHidden/>
+              </w:rPr>
+              <w:fldChar w:fldCharType="begin"/>
+            </w:r>
+            <w:r>
+              <w:rPr>
+                <w:noProof/>
+                <w:webHidden/>
+              </w:rPr>
+              <w:instrText xml:space="preserve"> PAGEREF _Toc232367041 \h </w:instrText>
+            </w:r>
+            <w:r>
+              <w:rPr>
+                <w:noProof/>
+                <w:webHidden/>
+              </w:rPr>
+            </w:r>
+            <w:r>
+              <w:rPr>
+                <w:noProof/>
+                <w:webHidden/>
+              </w:rPr>
+              <w:fldChar w:fldCharType="separate"/>
+            </w:r>
+            <w:r>
+              <w:rPr>
+                <w:noProof/>
+                <w:webHidden/>
+              </w:rPr>
+              <w:t>20</w:t>
+            </w:r>
+            <w:r>
+              <w:rPr>
+                <w:noProof/>
+                <w:webHidden/>
+              </w:rPr>
+              <w:fldChar w:fldCharType="end"/>
+            </w:r>
+          </w:hyperlink>
+        </w:p>
+        <w:p>
+          <w:pPr>
+            <w:pStyle w:val="TOC2"/>
+            <w:tabs>
+              <w:tab w:val="right" w:leader="dot" w:pos="9350"/>
+            </w:tabs>
+            <w:rPr>
+              <w:rFonts w:asciiTheme="minorHAnsi" w:eastAsiaTheme="minorEastAsia" w:hAnsiTheme="minorHAnsi" w:cstheme="minorBidi"/>
+              <w:noProof/>
+            </w:rPr>
+          </w:pPr>
+          <w:hyperlink w:anchor="_Toc232367042" w:history="1">
+            <w:r>
+              <w:rPr>
+                <w:rStyle w:val="Hyperlink"/>
+                <w:noProof/>
+              </w:rPr>
+              <w:t>Literatura</w:t>
+            </w:r>
+            <w:r>
+              <w:rPr>
+                <w:noProof/>
+                <w:webHidden/>
+              </w:rPr>
+              <w:tab/>
+            </w:r>
+            <w:r>
+              <w:rPr>
+                <w:noProof/>
+                <w:webHidden/>
+              </w:rPr>
+              <w:fldChar w:fldCharType="begin"/>
+            </w:r>
+            <w:r>
+              <w:rPr>
+                <w:noProof/>
+                <w:webHidden/>
+              </w:rPr>
+              <w:instrText xml:space="preserve"> PAGEREF _Toc232367042 \h </w:instrText>
+            </w:r>
+            <w:r>
+              <w:rPr>
+                <w:noProof/>
+                <w:webHidden/>
+              </w:rPr>
+            </w:r>
+            <w:r>
+              <w:rPr>
+                <w:noProof/>
+                <w:webHidden/>
+              </w:rPr>
+              <w:fldChar w:fldCharType="separate"/>
+            </w:r>
+            <w:r>
+              <w:rPr>
+                <w:noProof/>
+                <w:webHidden/>
+              </w:rPr>
+              <w:t>21</w:t>
+            </w:r>
+            <w:r>
+              <w:rPr>
+                <w:noProof/>
+                <w:webHidden/>
+              </w:rPr>
+              <w:fldChar w:fldCharType="end"/>
+            </w:r>
+          </w:hyperlink>
+        </w:p>
+        <w:p>
+          <w:r>
+            <w:rPr>
+              <w:b/>
+              <w:bCs/>
+              <w:noProof/>
+            </w:rPr>
+            <w:fldChar w:fldCharType="end"/>
+          </w:r>
+        </w:p>
+      </w:sdtContent>
+    </w:sdt>
     <w:p/>
     <w:p/>
-    <w:p/>
-    <w:p/>
-    <w:p/>
-    <w:p/>
-    <w:p/>
-    <w:p/>
-    <w:p/>
-    <w:p/>
-    <w:p/>
+    <w:p>
+      <w:bookmarkStart w:id="0" w:name="_Toc226975738"/>
+    </w:p>
     <w:p/>
     <w:p/>
     <w:p/>
@@ -889,6 +1769,7 @@
       </w:pPr>
       <w:bookmarkStart w:id="1" w:name="_Toc1561972167"/>
       <w:bookmarkStart w:id="2" w:name="_Toc228481233"/>
+      <w:bookmarkStart w:id="3" w:name="_Toc232367021"/>
       <w:r>
         <w:lastRenderedPageBreak/>
         <w:t>Uvod</w:t>
@@ -896,20 +1777,23 @@
       <w:bookmarkEnd w:id="0"/>
       <w:bookmarkEnd w:id="1"/>
       <w:bookmarkEnd w:id="2"/>
+      <w:bookmarkEnd w:id="3"/>
     </w:p>
     <w:p>
       <w:pPr>
         <w:pStyle w:val="Heading3"/>
       </w:pPr>
-      <w:bookmarkStart w:id="3" w:name="_Toc226975739"/>
-      <w:bookmarkStart w:id="4" w:name="_Toc1367431758"/>
-      <w:bookmarkStart w:id="5" w:name="_Toc228481234"/>
+      <w:bookmarkStart w:id="4" w:name="_Toc226975739"/>
+      <w:bookmarkStart w:id="5" w:name="_Toc1367431758"/>
+      <w:bookmarkStart w:id="6" w:name="_Toc228481234"/>
+      <w:bookmarkStart w:id="7" w:name="_Toc232367022"/>
       <w:r>
         <w:t>Opis sistema</w:t>
       </w:r>
-      <w:bookmarkEnd w:id="3"/>
       <w:bookmarkEnd w:id="4"/>
       <w:bookmarkEnd w:id="5"/>
+      <w:bookmarkEnd w:id="6"/>
+      <w:bookmarkEnd w:id="7"/>
     </w:p>
     <w:p>
       <w:pPr>
@@ -1104,7 +1988,7 @@
       </w:pPr>
     </w:p>
     <w:p>
-      <w:bookmarkStart w:id="6" w:name="_Toc226975740"/>
+      <w:bookmarkStart w:id="8" w:name="_Toc226975740"/>
     </w:p>
     <w:p/>
     <w:p/>
@@ -1117,15 +2001,17 @@
       <w:pPr>
         <w:pStyle w:val="Heading3"/>
       </w:pPr>
-      <w:bookmarkStart w:id="7" w:name="_Toc115214463"/>
-      <w:bookmarkStart w:id="8" w:name="_Toc228481235"/>
+      <w:bookmarkStart w:id="9" w:name="_Toc115214463"/>
+      <w:bookmarkStart w:id="10" w:name="_Toc228481235"/>
+      <w:bookmarkStart w:id="11" w:name="_Toc232367023"/>
       <w:r>
         <w:lastRenderedPageBreak/>
         <w:t>Ključne komponente u sistemu</w:t>
       </w:r>
-      <w:bookmarkEnd w:id="6"/>
-      <w:bookmarkEnd w:id="7"/>
       <w:bookmarkEnd w:id="8"/>
+      <w:bookmarkEnd w:id="9"/>
+      <w:bookmarkEnd w:id="10"/>
+      <w:bookmarkEnd w:id="11"/>
     </w:p>
     <w:p>
       <w:pPr>
@@ -1272,7 +2158,7 @@
         <w:pStyle w:val="NormalWeb"/>
         <w:ind w:left="360"/>
       </w:pPr>
-      <w:bookmarkStart w:id="9" w:name="_Toc226975741"/>
+      <w:bookmarkStart w:id="12" w:name="_Toc226975741"/>
       <w:r>
         <w:t>Objekat upravljanja u ovom sistemu je čovek, odnosno njegov organizam. Njegova uloga je da ,,obradi” uneti lek – odnosno da ga apsorbuje, distribuira i eliminiše.</w:t>
       </w:r>
@@ -1295,14 +2181,16 @@
       <w:pPr>
         <w:pStyle w:val="Heading3"/>
       </w:pPr>
-      <w:bookmarkStart w:id="10" w:name="_Toc1061625260"/>
-      <w:bookmarkStart w:id="11" w:name="_Toc228481236"/>
+      <w:bookmarkStart w:id="13" w:name="_Toc1061625260"/>
+      <w:bookmarkStart w:id="14" w:name="_Toc228481236"/>
+      <w:bookmarkStart w:id="15" w:name="_Toc232367024"/>
       <w:r>
         <w:t>Povezanost komponenti sistema</w:t>
       </w:r>
-      <w:bookmarkEnd w:id="9"/>
-      <w:bookmarkEnd w:id="10"/>
-      <w:bookmarkEnd w:id="11"/>
+      <w:bookmarkEnd w:id="12"/>
+      <w:bookmarkEnd w:id="13"/>
+      <w:bookmarkEnd w:id="14"/>
+      <w:bookmarkEnd w:id="15"/>
     </w:p>
     <w:p>
       <w:pPr>
@@ -1434,15 +2322,17 @@
       <w:pPr>
         <w:pStyle w:val="Heading3"/>
       </w:pPr>
-      <w:bookmarkStart w:id="12" w:name="_Toc226975742"/>
-      <w:bookmarkStart w:id="13" w:name="_Toc524283184"/>
-      <w:bookmarkStart w:id="14" w:name="_Toc228481237"/>
+      <w:bookmarkStart w:id="16" w:name="_Toc226975742"/>
+      <w:bookmarkStart w:id="17" w:name="_Toc524283184"/>
+      <w:bookmarkStart w:id="18" w:name="_Toc228481237"/>
+      <w:bookmarkStart w:id="19" w:name="_Toc232367025"/>
       <w:r>
         <w:t>Upravljačke petlje</w:t>
       </w:r>
-      <w:bookmarkEnd w:id="12"/>
-      <w:bookmarkEnd w:id="13"/>
-      <w:bookmarkEnd w:id="14"/>
+      <w:bookmarkEnd w:id="16"/>
+      <w:bookmarkEnd w:id="17"/>
+      <w:bookmarkEnd w:id="18"/>
+      <w:bookmarkEnd w:id="19"/>
     </w:p>
     <w:p>
       <w:pPr>
@@ -1537,14 +2427,16 @@
       <w:pPr>
         <w:pStyle w:val="Heading3"/>
       </w:pPr>
-      <w:bookmarkStart w:id="15" w:name="_Toc226975743"/>
-      <w:bookmarkStart w:id="16" w:name="_Toc228481238"/>
-      <w:bookmarkStart w:id="17" w:name="_Toc515795750"/>
+      <w:bookmarkStart w:id="20" w:name="_Toc226975743"/>
+      <w:bookmarkStart w:id="21" w:name="_Toc228481238"/>
+      <w:bookmarkStart w:id="22" w:name="_Toc515795750"/>
+      <w:bookmarkStart w:id="23" w:name="_Toc232367026"/>
       <w:r>
         <w:t>Blok dijagram</w:t>
       </w:r>
-      <w:bookmarkEnd w:id="15"/>
-      <w:bookmarkEnd w:id="16"/>
+      <w:bookmarkEnd w:id="20"/>
+      <w:bookmarkEnd w:id="21"/>
+      <w:bookmarkEnd w:id="23"/>
     </w:p>
     <w:p>
       <w:r>
@@ -1600,7 +2492,7 @@
           </wp:anchor>
         </w:drawing>
       </w:r>
-      <w:bookmarkEnd w:id="17"/>
+      <w:bookmarkEnd w:id="22"/>
     </w:p>
     <w:p>
       <w:r>
@@ -1658,20 +2550,24 @@
           <w:numId w:val="1"/>
         </w:numPr>
       </w:pPr>
-      <w:bookmarkStart w:id="18" w:name="_Toc228481239"/>
+      <w:bookmarkStart w:id="24" w:name="_Toc228481239"/>
+      <w:bookmarkStart w:id="25" w:name="_Toc232367027"/>
       <w:r>
         <w:lastRenderedPageBreak/>
         <w:t>Linearizacija</w:t>
       </w:r>
+      <w:bookmarkEnd w:id="25"/>
     </w:p>
     <w:p>
       <w:pPr>
         <w:pStyle w:val="Heading3"/>
       </w:pPr>
+      <w:bookmarkStart w:id="26" w:name="_Toc232367028"/>
       <w:r>
         <w:t>Formiranje nelinearnog matematičkog modela</w:t>
       </w:r>
-      <w:bookmarkEnd w:id="18"/>
+      <w:bookmarkEnd w:id="24"/>
+      <w:bookmarkEnd w:id="26"/>
     </w:p>
     <w:p>
       <w:r>
@@ -5369,11 +6265,13 @@
       <w:pPr>
         <w:pStyle w:val="Heading3"/>
       </w:pPr>
-      <w:bookmarkStart w:id="19" w:name="_Toc228481240"/>
+      <w:bookmarkStart w:id="27" w:name="_Toc228481240"/>
+      <w:bookmarkStart w:id="28" w:name="_Toc232367029"/>
       <w:r>
         <w:t>Linearizacija</w:t>
       </w:r>
-      <w:bookmarkEnd w:id="19"/>
+      <w:bookmarkEnd w:id="27"/>
+      <w:bookmarkEnd w:id="28"/>
       <w:r>
         <w:t xml:space="preserve"> </w:t>
       </w:r>
@@ -8907,12 +9805,14 @@
       <w:pPr>
         <w:pStyle w:val="Heading3"/>
       </w:pPr>
-      <w:bookmarkStart w:id="20" w:name="_Toc228481241"/>
+      <w:bookmarkStart w:id="29" w:name="_Toc228481241"/>
+      <w:bookmarkStart w:id="30" w:name="_Toc232367030"/>
       <w:r>
         <w:lastRenderedPageBreak/>
         <w:t>Odzivi nelinearnog i linearizovanog modela</w:t>
       </w:r>
-      <w:bookmarkEnd w:id="20"/>
+      <w:bookmarkEnd w:id="29"/>
+      <w:bookmarkEnd w:id="30"/>
     </w:p>
     <w:p>
       <w:pPr>
@@ -9165,18 +10065,22 @@
           <w:numId w:val="1"/>
         </w:numPr>
       </w:pPr>
+      <w:bookmarkStart w:id="31" w:name="_Toc232367031"/>
       <w:r>
         <w:lastRenderedPageBreak/>
         <w:t>Regulacija</w:t>
       </w:r>
+      <w:bookmarkEnd w:id="31"/>
     </w:p>
     <w:p>
       <w:pPr>
         <w:pStyle w:val="Heading3"/>
       </w:pPr>
+      <w:bookmarkStart w:id="32" w:name="_Toc232367032"/>
       <w:r>
         <w:t>Projektovanje regulatora</w:t>
       </w:r>
+      <w:bookmarkEnd w:id="32"/>
     </w:p>
     <w:p>
       <w:r>
@@ -9285,7 +10189,7 @@
         </w:rPr>
         <w:t xml:space="preserve"> </w:t>
       </w:r>
-      <w:bookmarkStart w:id="21" w:name="_Hlk232179516"/>
+      <w:bookmarkStart w:id="33" w:name="_Hlk232179516"/>
       <w:r>
         <w:rPr>
           <w:rFonts w:ascii="Cambria Math" w:hAnsi="Cambria Math" w:cs="Cambria Math"/>
@@ -9295,7 +10199,7 @@
         <w:t>R(s) = 0.025/s</w:t>
       </w:r>
     </w:p>
-    <w:bookmarkEnd w:id="21"/>
+    <w:bookmarkEnd w:id="33"/>
     <w:p>
       <w:r>
         <w:t>Pored praćenja referentne vrednosti, sistem mora biti otporan i na poremećaje koji nastaju usled fizioloških faktora nezavisnih od rada same pumpe (implantata). Glavni izvori poremećaja su:</w:t>
@@ -9407,6 +10311,7 @@
       <w:pPr>
         <w:pStyle w:val="Heading3"/>
       </w:pPr>
+      <w:bookmarkStart w:id="34" w:name="_Toc232367033"/>
       <w:r>
         <w:lastRenderedPageBreak/>
         <w:t xml:space="preserve">P </w:t>
@@ -9417,6 +10322,7 @@
       <w:r>
         <w:t xml:space="preserve"> regulator</w:t>
       </w:r>
+      <w:bookmarkEnd w:id="34"/>
     </w:p>
     <w:p>
       <w:r>
@@ -9949,7 +10855,7 @@
       <w:r>
         <w:t xml:space="preserve">nost eliminacije greške u ustaljenom stanju. </w:t>
       </w:r>
-      <w:bookmarkStart w:id="22" w:name="_Hlk232178649"/>
+      <w:bookmarkStart w:id="35" w:name="_Hlk232178649"/>
       <w:r>
         <w:t xml:space="preserve">Neuspešna eliminacija komponente </w:t>
       </w:r>
@@ -9974,11 +10880,12 @@
       </w:r>
     </w:p>
     <w:p/>
-    <w:bookmarkEnd w:id="22"/>
     <w:p>
       <w:pPr>
         <w:pStyle w:val="Heading3"/>
       </w:pPr>
+      <w:bookmarkStart w:id="36" w:name="_Toc232367034"/>
+      <w:bookmarkEnd w:id="35"/>
       <w:r>
         <w:t xml:space="preserve">PI </w:t>
       </w:r>
@@ -9988,6 +10895,7 @@
       <w:r>
         <w:t xml:space="preserve"> regulator</w:t>
       </w:r>
+      <w:bookmarkEnd w:id="36"/>
     </w:p>
     <w:p>
       <w:r>
@@ -10505,9 +11413,11 @@
       <w:pPr>
         <w:pStyle w:val="Heading3"/>
       </w:pPr>
+      <w:bookmarkStart w:id="37" w:name="_Toc232367035"/>
       <w:r>
         <w:t>Razmatranje PID regulatora</w:t>
       </w:r>
+      <w:bookmarkEnd w:id="37"/>
     </w:p>
     <w:p>
       <w:r>
@@ -10529,9 +11439,11 @@
       <w:pPr>
         <w:pStyle w:val="Heading3"/>
       </w:pPr>
+      <w:bookmarkStart w:id="38" w:name="_Toc232367036"/>
       <w:r>
         <w:t>Određivanje parametara PI regulatora</w:t>
       </w:r>
+      <w:bookmarkEnd w:id="38"/>
     </w:p>
     <w:p>
       <w:r>
@@ -10617,9 +11529,11 @@
       <w:pPr>
         <w:pStyle w:val="Heading3"/>
       </w:pPr>
+      <w:bookmarkStart w:id="39" w:name="_Toc232367037"/>
       <w:r>
         <w:t>Geometrijsko mesto korena (GMK)</w:t>
       </w:r>
+      <w:bookmarkEnd w:id="39"/>
     </w:p>
     <w:p>
       <w:r>
@@ -10768,9 +11682,11 @@
       <w:pPr>
         <w:pStyle w:val="Heading3"/>
       </w:pPr>
+      <w:bookmarkStart w:id="40" w:name="_Toc232367038"/>
       <w:r>
         <w:t>Sistem drugog reda i izbor pojačanja Kp</w:t>
       </w:r>
+      <w:bookmarkEnd w:id="40"/>
     </w:p>
     <w:p>
       <w:r>
@@ -11034,9 +11950,11 @@
       <w:pPr>
         <w:pStyle w:val="Heading3"/>
       </w:pPr>
+      <w:bookmarkStart w:id="41" w:name="_Toc232367039"/>
       <w:r>
         <w:t>Simulacija sistema</w:t>
       </w:r>
+      <w:bookmarkEnd w:id="41"/>
     </w:p>
     <w:p>
       <w:r>
@@ -11194,9 +12112,11 @@
       <w:pPr>
         <w:pStyle w:val="Heading3"/>
       </w:pPr>
+      <w:bookmarkStart w:id="42" w:name="_Toc232367040"/>
       <w:r>
         <w:t>Analiza dobijenih rezultata</w:t>
       </w:r>
+      <w:bookmarkEnd w:id="42"/>
     </w:p>
     <w:p>
       <w:r>
@@ -11295,10 +12215,12 @@
       <w:pPr>
         <w:pStyle w:val="Heading3"/>
       </w:pPr>
+      <w:bookmarkStart w:id="43" w:name="_Toc232367041"/>
       <w:r>
         <w:lastRenderedPageBreak/>
         <w:t>Zaključak</w:t>
       </w:r>
+      <w:bookmarkEnd w:id="43"/>
     </w:p>
     <w:p>
       <w:r>
@@ -11352,16 +12274,18 @@
       <w:pPr>
         <w:pStyle w:val="Heading2"/>
       </w:pPr>
-      <w:bookmarkStart w:id="23" w:name="_Toc226975744"/>
-      <w:bookmarkStart w:id="24" w:name="_Toc2006780940"/>
-      <w:bookmarkStart w:id="25" w:name="_Toc228481242"/>
+      <w:bookmarkStart w:id="44" w:name="_Toc226975744"/>
+      <w:bookmarkStart w:id="45" w:name="_Toc2006780940"/>
+      <w:bookmarkStart w:id="46" w:name="_Toc228481242"/>
+      <w:bookmarkStart w:id="47" w:name="_Toc232367042"/>
       <w:r>
         <w:lastRenderedPageBreak/>
         <w:t>Literatura</w:t>
       </w:r>
-      <w:bookmarkEnd w:id="23"/>
-      <w:bookmarkEnd w:id="24"/>
-      <w:bookmarkEnd w:id="25"/>
+      <w:bookmarkEnd w:id="44"/>
+      <w:bookmarkEnd w:id="45"/>
+      <w:bookmarkEnd w:id="46"/>
+      <w:bookmarkEnd w:id="47"/>
     </w:p>
     <w:p>
       <w:pPr>
@@ -14971,6 +15895,10 @@
 </file>
 
 <file path=customXml/item1.xml><?xml version="1.0" encoding="utf-8"?>
+<b:Sources xmlns:b="http://schemas.openxmlformats.org/officeDocument/2006/bibliography" xmlns="http://schemas.openxmlformats.org/officeDocument/2006/bibliography" SelectedStyle="\APASixthEditionOfficeOnline.xsl" StyleName="APA" Version="6"/>
+</file>
+
+<file path=customXml/item2.xml><?xml version="1.0" encoding="utf-8"?>
 <p:properties xmlns:p="http://schemas.microsoft.com/office/2006/metadata/properties" xmlns:xsi="http://www.w3.org/2001/XMLSchema-instance" xmlns:pc="http://schemas.microsoft.com/office/infopath/2007/PartnerControls">
   <documentManagement>
     <_activity xmlns="9596bf64-6e4b-417f-83eb-73e29210f75e" xsi:nil="true"/>
@@ -14978,11 +15906,16 @@
 </p:properties>
 </file>
 
-<file path=customXml/item2.xml><?xml version="1.0" encoding="utf-8"?>
-<b:Sources xmlns:b="http://schemas.openxmlformats.org/officeDocument/2006/bibliography" xmlns="http://schemas.openxmlformats.org/officeDocument/2006/bibliography" SelectedStyle="\APASixthEditionOfficeOnline.xsl" StyleName="APA" Version="6"/>
+<file path=customXml/item3.xml><?xml version="1.0" encoding="utf-8"?>
+<?mso-contentType ?>
+<FormTemplates xmlns="http://schemas.microsoft.com/sharepoint/v3/contenttype/forms">
+  <Display>DocumentLibraryForm</Display>
+  <Edit>DocumentLibraryForm</Edit>
+  <New>DocumentLibraryForm</New>
+</FormTemplates>
 </file>
 
-<file path=customXml/item3.xml><?xml version="1.0" encoding="utf-8"?>
+<file path=customXml/item4.xml><?xml version="1.0" encoding="utf-8"?>
 <ct:contentTypeSchema xmlns:ct="http://schemas.microsoft.com/office/2006/metadata/contentType" xmlns:ma="http://schemas.microsoft.com/office/2006/metadata/properties/metaAttributes" ct:_="" ma:_="" ma:contentTypeName="Document" ma:contentTypeID="0x010100C4B8D101EAA2974899623C7DCD9088B3" ma:contentTypeVersion="5" ma:contentTypeDescription="Create a new document." ma:contentTypeScope="" ma:versionID="984256fbca4af56423062af976795971">
   <xsd:schema xmlns:xsd="http://www.w3.org/2001/XMLSchema" xmlns:xs="http://www.w3.org/2001/XMLSchema" xmlns:p="http://schemas.microsoft.com/office/2006/metadata/properties" xmlns:ns3="9596bf64-6e4b-417f-83eb-73e29210f75e" targetNamespace="http://schemas.microsoft.com/office/2006/metadata/properties" ma:root="true" ma:fieldsID="21ade419b2873a267b9d4422d113ad1f" ns3:_="">
     <xsd:import namespace="9596bf64-6e4b-417f-83eb-73e29210f75e"/>
@@ -15132,16 +16065,15 @@
 </ct:contentTypeSchema>
 </file>
 
-<file path=customXml/item4.xml><?xml version="1.0" encoding="utf-8"?>
-<?mso-contentType ?>
-<FormTemplates xmlns="http://schemas.microsoft.com/sharepoint/v3/contenttype/forms">
-  <Display>DocumentLibraryForm</Display>
-  <Edit>DocumentLibraryForm</Edit>
-  <New>DocumentLibraryForm</New>
-</FormTemplates>
+<file path=customXml/itemProps1.xml><?xml version="1.0" encoding="utf-8"?>
+<ds:datastoreItem xmlns:ds="http://schemas.openxmlformats.org/officeDocument/2006/customXml" ds:itemID="{1AB34DC4-52E3-440B-8E05-0EFA5407192D}">
+  <ds:schemaRefs>
+    <ds:schemaRef ds:uri="http://schemas.openxmlformats.org/officeDocument/2006/bibliography"/>
+  </ds:schemaRefs>
+</ds:datastoreItem>
 </file>
 
-<file path=customXml/itemProps1.xml><?xml version="1.0" encoding="utf-8"?>
+<file path=customXml/itemProps2.xml><?xml version="1.0" encoding="utf-8"?>
 <ds:datastoreItem xmlns:ds="http://schemas.openxmlformats.org/officeDocument/2006/customXml" ds:itemID="{12EBF396-D4D0-4162-8A6D-F43A82FC2DEF}">
   <ds:schemaRefs>
     <ds:schemaRef ds:uri="http://schemas.microsoft.com/office/2006/metadata/properties"/>
@@ -15151,15 +16083,15 @@
 </ds:datastoreItem>
 </file>
 
-<file path=customXml/itemProps2.xml><?xml version="1.0" encoding="utf-8"?>
-<ds:datastoreItem xmlns:ds="http://schemas.openxmlformats.org/officeDocument/2006/customXml" ds:itemID="{1AB34DC4-52E3-440B-8E05-0EFA5407192D}">
+<file path=customXml/itemProps3.xml><?xml version="1.0" encoding="utf-8"?>
+<ds:datastoreItem xmlns:ds="http://schemas.openxmlformats.org/officeDocument/2006/customXml" ds:itemID="{ECDD206C-CE53-46C8-A8C9-7622C34E96EF}">
   <ds:schemaRefs>
-    <ds:schemaRef ds:uri="http://schemas.openxmlformats.org/officeDocument/2006/bibliography"/>
+    <ds:schemaRef ds:uri="http://schemas.microsoft.com/sharepoint/v3/contenttype/forms"/>
   </ds:schemaRefs>
 </ds:datastoreItem>
 </file>
 
-<file path=customXml/itemProps3.xml><?xml version="1.0" encoding="utf-8"?>
+<file path=customXml/itemProps4.xml><?xml version="1.0" encoding="utf-8"?>
 <ds:datastoreItem xmlns:ds="http://schemas.openxmlformats.org/officeDocument/2006/customXml" ds:itemID="{CCC8EE7B-DED7-4747-A8D8-B5A22F411A1D}">
   <ds:schemaRefs>
     <ds:schemaRef ds:uri="http://schemas.microsoft.com/office/2006/metadata/contentType"/>
@@ -15175,12 +16107,4 @@
     <ds:schemaRef ds:uri="http://schemas.microsoft.com/internal/obd"/>
   </ds:schemaRefs>
 </ds:datastoreItem>
-</file>
-
-<file path=customXml/itemProps4.xml><?xml version="1.0" encoding="utf-8"?>
-<ds:datastoreItem xmlns:ds="http://schemas.openxmlformats.org/officeDocument/2006/customXml" ds:itemID="{ECDD206C-CE53-46C8-A8C9-7622C34E96EF}">
-  <ds:schemaRefs>
-    <ds:schemaRef ds:uri="http://schemas.microsoft.com/sharepoint/v3/contenttype/forms"/>
-  </ds:schemaRefs>
-</ds:datastoreItem>
 </file>